--- a/dist/Torsten Uhlmann Lebenslauf.docx
+++ b/dist/Torsten Uhlmann Lebenslauf.docx
@@ -1673,7 +1673,7 @@
         <w:t>BibleTime</w:t>
       </w:r>
       <w:r>
-        <w:t xml:space="preserve"> — Bibelstudiensoftware für Unix und KDE. Das Projekt besteht aus mehreren Entwicklern, Übersetzern und Testern. Von mir initiiert und als Koordinator geleitet.</w:t>
+        <w:t xml:space="preserve"> — Bibelstudiensoftware für Unix und KDE. Das Projekt besteht aus mehreren Entwicklern, Übersetzern und Testern. Von mir initiiert und anfänglich geleitet.</w:t>
       </w:r>
     </w:p>
     <w:p>
@@ -1744,7 +1744,7 @@
           <w:color w:val="95A5A6"/>
           <w:sz w:val="16"/>
         </w:rPr>
-        <w:t>agynamix.de/de/resume | Stand: März 2026</w:t>
+        <w:t>agynamix.de/de/resume</w:t>
       </w:r>
     </w:p>
     <w:sectPr>

--- a/dist/Torsten Uhlmann Lebenslauf.docx
+++ b/dist/Torsten Uhlmann Lebenslauf.docx
@@ -24,7 +24,7 @@
           <w:color w:val="5D6D7E"/>
           <w:sz w:val="22"/>
         </w:rPr>
-        <w:t>AGYNAMIX® | Senior Full Stack Software Engineer &amp; Berater</w:t>
+        <w:t>AGYNAMIX® | Senior Full Stack Software Engineer &amp; AI Integration Consultant</w:t>
       </w:r>
     </w:p>
     <w:p>
@@ -61,7 +61,7 @@
     </w:p>
     <w:p>
       <w:r>
-        <w:t>Senior Full Stack Software Engineer mit knapp 30 Jahren Erfahrung in der Entwicklung robuster, hochperformanter Softwarelösungen für unterschiedlichste Branchen. Über AGYNAMIX begleite ich komplexe, systemkritische Anwendungen vom Prototyp bis zur Produktion—ob als technische Leitung oder integriert in verteilte Teams, stets als Brücke zwischen anspruchsvollen Backend-Architekturen und modernen, responsiven Frontend-Frameworks. Ich liebe es, Neues zu lernen und treffe gerne neue Menschen. Im Laufe der Jahre habe ich mit einer Vielzahl verschiedener Programmiersprachen gearbeitet—von Cobol, C++ und Java über Scala und Clojure bis hin zu Rust und TypeScript. Technologien ändern sich, Entwicklerrollen ändern sich, aber der Wunsch, etwas Nützliches zu schaffen, bleibt immer stark. Ich bin Autor des Buches „Lift Web Applications How-To" (Packt Publishing, 2012) und trage regelmäßig zu Open-Source-Projekten auf GitHub bei. Ich bin besonders gut darin, mich in Teams zu integrieren und mich tief in die Materie einzuarbeiten.</w:t>
+        <w:t>Senior Full Stack Software Engineer mit knapp 30 Jahren Erfahrung in der Entwicklung robuster, hochperformanter Softwarelösungen für unterschiedlichste Branchen. Über AGYNAMIX begleite ich komplexe, systemkritische Anwendungen vom Prototyp bis zur Produktion—ob als technische Leitung oder integriert in verteilte Teams, stets als Brücke zwischen anspruchsvollen Backend-Architekturen und modernen, responsiven Frontend-Frameworks. Aktuelle Schwerpunkte umfassen angewandte KI-Integration und Agentic Engineering, unter anderem KI-gestützte PDF-Rechnungsanalyse in AGYNAMIX Invoicer mit strukturierter PDF-Extraktion, Vision-Modellen für gescannte Dokumente, JSON-Schema-Ausgaben, semantischen Prüfungen, alternativen Kandidaten und User-in-the-Loop-Review. Ich liebe es, Neues zu lernen und treffe gerne neue Menschen. Im Laufe der Jahre habe ich mit einer Vielzahl verschiedener Programmiersprachen gearbeitet—von Cobol, C++ und Java über Scala und Clojure bis hin zu Rust und TypeScript. Technologien ändern sich, Entwicklerrollen ändern sich, aber der Wunsch, etwas Nützliches zu schaffen, bleibt immer stark. Ich bin Autor des Buches „Lift Web Applications How-To" (Packt Publishing, 2012) und trage regelmäßig zu Open-Source-Projekten auf GitHub bei. Ich bin besonders gut darin, mich in Teams zu integrieren und mich tief in die Materie einzuarbeiten.</w:t>
       </w:r>
     </w:p>
     <w:p>
@@ -81,6 +81,17 @@
       </w:r>
       <w:r>
         <w:t xml:space="preserve"> — Komplettlösungen von der Anforderungsanalyse über Implementierung bis zum Deployment.</w:t>
+      </w:r>
+    </w:p>
+    <w:p>
+      <w:r>
+        <w:rPr>
+          <w:b/>
+        </w:rPr>
+        <w:t>Angewandte KI &amp; Workflow-Automatisierung</w:t>
+      </w:r>
+      <w:r>
+        <w:t xml:space="preserve"> — Praxistaugliche KI-Integration für Geschäftsprozesse mit Agentic Engineering, LLMs, Document AI und strukturierter Extraktion.</w:t>
       </w:r>
     </w:p>
     <w:p>
@@ -122,6 +133,24 @@
       </w:pPr>
       <w:r>
         <w:t>Technische Fähigkeiten</w:t>
+      </w:r>
+    </w:p>
+    <w:p>
+      <w:r>
+        <w:rPr>
+          <w:b/>
+        </w:rPr>
+        <w:t>Angewandte KI</w:t>
+      </w:r>
+      <w:r>
+        <w:rPr>
+          <w:color w:val="5D6D7E"/>
+          <w:sz w:val="18"/>
+        </w:rPr>
+        <w:t xml:space="preserve"> (proficient)</w:t>
+      </w:r>
+      <w:r>
+        <w:t>: Agentic Engineering, LLM-Integration, Document AI, PDF-Datenextraktion, Vision-Modelle, JSON-Schema-Ausgaben, Ollama, OpenAI-kompatible Provider</w:t>
       </w:r>
     </w:p>
     <w:p>
@@ -1156,12 +1185,12 @@
           <w:color w:val="5D6D7E"/>
           <w:sz w:val="18"/>
         </w:rPr>
-        <w:t>Kotlin, Jetpack Compose for Desktop, SQLite, GoBD</w:t>
+        <w:t>Kotlin, Jetpack Compose for Desktop, SQLite, Agentic Engineering, Ollama, GoBD</w:t>
       </w:r>
     </w:p>
     <w:p>
       <w:r>
-        <w:t>Moderne Desktop-Rechnungsanwendung für Freiberufler und kleine Unternehmen im DACH-Markt. Vollständig GoBD-konform mit ZUGFeRD- und XRechnung-E-Rechnungsunterstützung.</w:t>
+        <w:t>Moderne Desktop-Rechnungsanwendung für Freiberufler und kleine Unternehmen im DACH-Markt. Vollständig GoBD-konform mit ZUGFeRD- und XRechnung-E-Rechnungsunterstützung sowie KI-gestützter Analyse eingehender Rechnungen über lokale und entfernte OpenAI-kompatible Provider.</w:t>
       </w:r>
     </w:p>
     <w:p>
@@ -1170,6 +1199,22 @@
       </w:pPr>
       <w:r>
         <w:t>Plattformübergreifend (Windows, macOS, Linux) mit moderner Jetpack-Compose-UI.</w:t>
+      </w:r>
+    </w:p>
+    <w:p>
+      <w:pPr>
+        <w:pStyle w:val="ListBullet"/>
+      </w:pPr>
+      <w:r>
+        <w:t>KI-gestützte PDF-Rechnungsanalyse extrahiert Lieferant, Rechnungsnummer, Datum, MwSt.-Beträge, Summen und weitere Metadaten und reduziert manuelle Erfassung von mehreren Minuten auf Prüfung und Bestätigung.</w:t>
+      </w:r>
+    </w:p>
+    <w:p>
+      <w:pPr>
+        <w:pStyle w:val="ListBullet"/>
+      </w:pPr>
+      <w:r>
+        <w:t>Nutzt strukturierte PDF-Extraktion, Vision-Modelle für gescannte Dokumente, JSON-Schema-Ausgaben, semantische Prüfungen, alternative Kandidaten und User-in-the-Loop-Review; lokale Ollama-Modelle unterstützen datenschutzsensible Geschäftsdokumente.</w:t>
       </w:r>
     </w:p>
     <w:p>
